--- a/worksheet.docx
+++ b/worksheet.docx
@@ -2289,6 +2289,945 @@
       </w:r>
       <w:r>
         <w:t>I can explain the difference between any two of these eight bodies.</w:t>
+      </w:r>
+    </w:p>
+    <w:p>
+      <w:r>
+        <w:br w:type="page"/>
+      </w:r>
+    </w:p>
+    <w:p>
+      <w:pPr>
+        <w:spacing w:before="0" w:after="80"/>
+      </w:pPr>
+      <w:r>
+        <w:rPr>
+          <w:b/>
+          <w:color w:val="1A3A6A"/>
+          <w:sz w:val="36"/>
+        </w:rPr>
+        <w:t>Do later — Stellarium Web</w:t>
+      </w:r>
+    </w:p>
+    <w:p>
+      <w:pPr>
+        <w:spacing w:after="160"/>
+      </w:pPr>
+      <w:r>
+        <w:t xml:space="preserve">Go to </w:t>
+      </w:r>
+      <w:hyperlink r:id="rId9">
+        <w:r>
+          <w:rPr>
+            <w:color w:val="1055B0"/>
+            <w:u w:val="single"/>
+          </w:rPr>
+          <w:t>https://stellarium-web.org/</w:t>
+        </w:r>
+      </w:hyperlink>
+      <w:r>
+        <w:t xml:space="preserve"> and have a play around. Then complete the following tasks. Record the values in the tables below.</w:t>
+      </w:r>
+    </w:p>
+    <w:p>
+      <w:pPr>
+        <w:pBdr>
+          <w:bottom w:val="single" w:sz="6" w:color="2A4A7A" w:space="1"/>
+        </w:pBdr>
+      </w:pPr>
+    </w:p>
+    <w:p>
+      <w:pPr>
+        <w:spacing w:before="200" w:after="40"/>
+      </w:pPr>
+      <w:r>
+        <w:rPr>
+          <w:b/>
+          <w:color w:val="1A3A6A"/>
+          <w:sz w:val="26"/>
+        </w:rPr>
+        <w:t>1. The Moon</w:t>
+      </w:r>
+    </w:p>
+    <w:p>
+      <w:pPr>
+        <w:spacing w:after="120"/>
+      </w:pPr>
+      <w:r>
+        <w:rPr>
+          <w:color w:val="555555"/>
+          <w:sz w:val="21"/>
+        </w:rPr>
+        <w:t>Find the Moon by clicking it directly or using the search bar at the top of the screen. Record the following values shown in the side panel.</w:t>
+      </w:r>
+    </w:p>
+    <w:tbl>
+      <w:tblPr>
+        <w:tblStyle w:val="TableGrid"/>
+        <w:tblW w:type="auto" w:w="0"/>
+        <w:jc w:val="left"/>
+        <w:tblLook w:firstColumn="1" w:firstRow="1" w:lastColumn="0" w:lastRow="0" w:noHBand="0" w:noVBand="1" w:val="04A0"/>
+      </w:tblPr>
+      <w:tblGrid>
+        <w:gridCol w:w="5100"/>
+        <w:gridCol w:w="5100"/>
+      </w:tblGrid>
+      <w:tr>
+        <w:tc>
+          <w:tcPr>
+            <w:tcW w:type="dxa" w:w="2551"/>
+            <w:shd w:val="clear" w:color="auto" w:fill="EEF4FB"/>
+          </w:tcPr>
+          <w:p>
+            <w:r/>
+            <w:r>
+              <w:rPr>
+                <w:b/>
+                <w:color w:val="1A3A6A"/>
+                <w:sz w:val="21"/>
+              </w:rPr>
+              <w:t>Property</w:t>
+            </w:r>
+          </w:p>
+        </w:tc>
+        <w:tc>
+          <w:tcPr>
+            <w:tcW w:type="dxa" w:w="6520"/>
+            <w:shd w:val="clear" w:color="auto" w:fill="EEF4FB"/>
+          </w:tcPr>
+          <w:p>
+            <w:r/>
+            <w:r>
+              <w:rPr>
+                <w:b/>
+                <w:color w:val="1A3A6A"/>
+                <w:sz w:val="21"/>
+              </w:rPr>
+              <w:t>Value</w:t>
+            </w:r>
+          </w:p>
+        </w:tc>
+      </w:tr>
+      <w:tr>
+        <w:tc>
+          <w:tcPr>
+            <w:tcW w:type="dxa" w:w="2551"/>
+            <w:shd w:val="clear" w:color="auto" w:fill="FAFBFD"/>
+          </w:tcPr>
+          <w:p>
+            <w:r/>
+            <w:r>
+              <w:rPr>
+                <w:sz w:val="21"/>
+              </w:rPr>
+              <w:t>Magnitude (brightness)</w:t>
+            </w:r>
+          </w:p>
+        </w:tc>
+        <w:tc>
+          <w:tcPr>
+            <w:tcW w:type="dxa" w:w="6520"/>
+          </w:tcPr>
+          <w:p>
+            <w:r/>
+            <w:r>
+              <w:t xml:space="preserve"> </w:t>
+            </w:r>
+          </w:p>
+        </w:tc>
+      </w:tr>
+      <w:tr>
+        <w:tc>
+          <w:tcPr>
+            <w:tcW w:type="dxa" w:w="2551"/>
+            <w:shd w:val="clear" w:color="auto" w:fill="FAFBFD"/>
+          </w:tcPr>
+          <w:p>
+            <w:r/>
+            <w:r>
+              <w:rPr>
+                <w:sz w:val="21"/>
+              </w:rPr>
+              <w:t>Distance</w:t>
+            </w:r>
+          </w:p>
+        </w:tc>
+        <w:tc>
+          <w:tcPr>
+            <w:tcW w:type="dxa" w:w="6520"/>
+          </w:tcPr>
+          <w:p>
+            <w:r/>
+            <w:r>
+              <w:t xml:space="preserve"> </w:t>
+            </w:r>
+          </w:p>
+        </w:tc>
+      </w:tr>
+      <w:tr>
+        <w:tc>
+          <w:tcPr>
+            <w:tcW w:type="dxa" w:w="2551"/>
+            <w:shd w:val="clear" w:color="auto" w:fill="FAFBFD"/>
+          </w:tcPr>
+          <w:p>
+            <w:r/>
+            <w:r>
+              <w:rPr>
+                <w:sz w:val="21"/>
+              </w:rPr>
+              <w:t>Radius</w:t>
+            </w:r>
+          </w:p>
+        </w:tc>
+        <w:tc>
+          <w:tcPr>
+            <w:tcW w:type="dxa" w:w="6520"/>
+          </w:tcPr>
+          <w:p>
+            <w:r/>
+            <w:r>
+              <w:t xml:space="preserve"> </w:t>
+            </w:r>
+          </w:p>
+        </w:tc>
+      </w:tr>
+      <w:tr>
+        <w:tc>
+          <w:tcPr>
+            <w:tcW w:type="dxa" w:w="2551"/>
+            <w:shd w:val="clear" w:color="auto" w:fill="FAFBFD"/>
+          </w:tcPr>
+          <w:p>
+            <w:r/>
+            <w:r>
+              <w:rPr>
+                <w:sz w:val="21"/>
+              </w:rPr>
+              <w:t>Ra / Dec (location)</w:t>
+            </w:r>
+          </w:p>
+        </w:tc>
+        <w:tc>
+          <w:tcPr>
+            <w:tcW w:type="dxa" w:w="6520"/>
+          </w:tcPr>
+          <w:p>
+            <w:r/>
+            <w:r>
+              <w:t xml:space="preserve"> </w:t>
+            </w:r>
+          </w:p>
+        </w:tc>
+      </w:tr>
+    </w:tbl>
+    <w:p>
+      <w:pPr>
+        <w:spacing w:before="200" w:after="40"/>
+      </w:pPr>
+      <w:r>
+        <w:rPr>
+          <w:b/>
+          <w:color w:val="1A3A6A"/>
+          <w:sz w:val="26"/>
+        </w:rPr>
+        <w:t>2. Two planets in the Solar System</w:t>
+      </w:r>
+    </w:p>
+    <w:p>
+      <w:pPr>
+        <w:spacing w:after="120"/>
+      </w:pPr>
+      <w:r>
+        <w:rPr>
+          <w:color w:val="555555"/>
+          <w:sz w:val="21"/>
+        </w:rPr>
+        <w:t>Pick any two planets (e.g. Venus, Mars, Jupiter). For each, record the values below.</w:t>
+      </w:r>
+    </w:p>
+    <w:tbl>
+      <w:tblPr>
+        <w:tblStyle w:val="TableGrid"/>
+        <w:tblW w:type="auto" w:w="0"/>
+        <w:jc w:val="left"/>
+        <w:tblLook w:firstColumn="1" w:firstRow="1" w:lastColumn="0" w:lastRow="0" w:noHBand="0" w:noVBand="1" w:val="04A0"/>
+      </w:tblPr>
+      <w:tblGrid>
+        <w:gridCol w:w="2040"/>
+        <w:gridCol w:w="2040"/>
+        <w:gridCol w:w="2040"/>
+        <w:gridCol w:w="2040"/>
+        <w:gridCol w:w="2040"/>
+      </w:tblGrid>
+      <w:tr>
+        <w:tc>
+          <w:tcPr>
+            <w:tcW w:type="dxa" w:w="1814"/>
+            <w:shd w:val="clear" w:color="auto" w:fill="EEF4FB"/>
+          </w:tcPr>
+          <w:p>
+            <w:r/>
+            <w:r>
+              <w:rPr>
+                <w:b/>
+                <w:color w:val="1A3A6A"/>
+                <w:sz w:val="21"/>
+              </w:rPr>
+              <w:t>Planet</w:t>
+            </w:r>
+          </w:p>
+        </w:tc>
+        <w:tc>
+          <w:tcPr>
+            <w:tcW w:type="dxa" w:w="1814"/>
+            <w:shd w:val="clear" w:color="auto" w:fill="EEF4FB"/>
+          </w:tcPr>
+          <w:p>
+            <w:r/>
+            <w:r>
+              <w:rPr>
+                <w:b/>
+                <w:color w:val="1A3A6A"/>
+                <w:sz w:val="21"/>
+              </w:rPr>
+              <w:t>Magnitude</w:t>
+            </w:r>
+          </w:p>
+        </w:tc>
+        <w:tc>
+          <w:tcPr>
+            <w:tcW w:type="dxa" w:w="1814"/>
+            <w:shd w:val="clear" w:color="auto" w:fill="EEF4FB"/>
+          </w:tcPr>
+          <w:p>
+            <w:r/>
+            <w:r>
+              <w:rPr>
+                <w:b/>
+                <w:color w:val="1A3A6A"/>
+                <w:sz w:val="21"/>
+              </w:rPr>
+              <w:t>Distance (AU)</w:t>
+            </w:r>
+          </w:p>
+        </w:tc>
+        <w:tc>
+          <w:tcPr>
+            <w:tcW w:type="dxa" w:w="1814"/>
+            <w:shd w:val="clear" w:color="auto" w:fill="EEF4FB"/>
+          </w:tcPr>
+          <w:p>
+            <w:r/>
+            <w:r>
+              <w:rPr>
+                <w:b/>
+                <w:color w:val="1A3A6A"/>
+                <w:sz w:val="21"/>
+              </w:rPr>
+              <w:t>Radius</w:t>
+            </w:r>
+          </w:p>
+        </w:tc>
+        <w:tc>
+          <w:tcPr>
+            <w:tcW w:type="dxa" w:w="1814"/>
+            <w:shd w:val="clear" w:color="auto" w:fill="EEF4FB"/>
+          </w:tcPr>
+          <w:p>
+            <w:r/>
+            <w:r>
+              <w:rPr>
+                <w:b/>
+                <w:color w:val="1A3A6A"/>
+                <w:sz w:val="21"/>
+              </w:rPr>
+              <w:t>Ra / Dec</w:t>
+            </w:r>
+          </w:p>
+        </w:tc>
+      </w:tr>
+      <w:tr>
+        <w:tc>
+          <w:tcPr>
+            <w:tcW w:type="dxa" w:w="1814"/>
+          </w:tcPr>
+          <w:p>
+            <w:r/>
+            <w:r>
+              <w:t xml:space="preserve"> </w:t>
+            </w:r>
+          </w:p>
+        </w:tc>
+        <w:tc>
+          <w:tcPr>
+            <w:tcW w:type="dxa" w:w="1814"/>
+          </w:tcPr>
+          <w:p>
+            <w:r/>
+            <w:r>
+              <w:t xml:space="preserve"> </w:t>
+            </w:r>
+          </w:p>
+        </w:tc>
+        <w:tc>
+          <w:tcPr>
+            <w:tcW w:type="dxa" w:w="1814"/>
+          </w:tcPr>
+          <w:p>
+            <w:r/>
+            <w:r>
+              <w:t xml:space="preserve"> </w:t>
+            </w:r>
+          </w:p>
+        </w:tc>
+        <w:tc>
+          <w:tcPr>
+            <w:tcW w:type="dxa" w:w="1814"/>
+          </w:tcPr>
+          <w:p>
+            <w:r/>
+            <w:r>
+              <w:t xml:space="preserve"> </w:t>
+            </w:r>
+          </w:p>
+        </w:tc>
+        <w:tc>
+          <w:tcPr>
+            <w:tcW w:type="dxa" w:w="1814"/>
+          </w:tcPr>
+          <w:p>
+            <w:r/>
+            <w:r>
+              <w:t xml:space="preserve"> </w:t>
+            </w:r>
+          </w:p>
+        </w:tc>
+      </w:tr>
+      <w:tr>
+        <w:tc>
+          <w:tcPr>
+            <w:tcW w:type="dxa" w:w="1814"/>
+          </w:tcPr>
+          <w:p>
+            <w:r/>
+            <w:r>
+              <w:t xml:space="preserve"> </w:t>
+            </w:r>
+          </w:p>
+        </w:tc>
+        <w:tc>
+          <w:tcPr>
+            <w:tcW w:type="dxa" w:w="1814"/>
+          </w:tcPr>
+          <w:p>
+            <w:r/>
+            <w:r>
+              <w:t xml:space="preserve"> </w:t>
+            </w:r>
+          </w:p>
+        </w:tc>
+        <w:tc>
+          <w:tcPr>
+            <w:tcW w:type="dxa" w:w="1814"/>
+          </w:tcPr>
+          <w:p>
+            <w:r/>
+            <w:r>
+              <w:t xml:space="preserve"> </w:t>
+            </w:r>
+          </w:p>
+        </w:tc>
+        <w:tc>
+          <w:tcPr>
+            <w:tcW w:type="dxa" w:w="1814"/>
+          </w:tcPr>
+          <w:p>
+            <w:r/>
+            <w:r>
+              <w:t xml:space="preserve"> </w:t>
+            </w:r>
+          </w:p>
+        </w:tc>
+        <w:tc>
+          <w:tcPr>
+            <w:tcW w:type="dxa" w:w="1814"/>
+          </w:tcPr>
+          <w:p>
+            <w:r/>
+            <w:r>
+              <w:t xml:space="preserve"> </w:t>
+            </w:r>
+          </w:p>
+        </w:tc>
+      </w:tr>
+    </w:tbl>
+    <w:p>
+      <w:pPr>
+        <w:spacing w:before="200" w:after="40"/>
+      </w:pPr>
+      <w:r>
+        <w:rPr>
+          <w:b/>
+          <w:color w:val="1A3A6A"/>
+          <w:sz w:val="26"/>
+        </w:rPr>
+        <w:t>3. Two stars</w:t>
+      </w:r>
+    </w:p>
+    <w:p>
+      <w:pPr>
+        <w:spacing w:after="120"/>
+      </w:pPr>
+      <w:r>
+        <w:rPr>
+          <w:color w:val="555555"/>
+          <w:sz w:val="21"/>
+        </w:rPr>
+        <w:t>Pick any two stars — Sirius is a good one to start with. Search for them by name and record the values shown.</w:t>
+      </w:r>
+    </w:p>
+    <w:tbl>
+      <w:tblPr>
+        <w:tblStyle w:val="TableGrid"/>
+        <w:tblW w:type="auto" w:w="0"/>
+        <w:jc w:val="left"/>
+        <w:tblLook w:firstColumn="1" w:firstRow="1" w:lastColumn="0" w:lastRow="0" w:noHBand="0" w:noVBand="1" w:val="04A0"/>
+      </w:tblPr>
+      <w:tblGrid>
+        <w:gridCol w:w="2550"/>
+        <w:gridCol w:w="2550"/>
+        <w:gridCol w:w="2550"/>
+        <w:gridCol w:w="2550"/>
+      </w:tblGrid>
+      <w:tr>
+        <w:tc>
+          <w:tcPr>
+            <w:tcW w:type="dxa" w:w="2268"/>
+            <w:shd w:val="clear" w:color="auto" w:fill="EEF4FB"/>
+          </w:tcPr>
+          <w:p>
+            <w:r/>
+            <w:r>
+              <w:rPr>
+                <w:b/>
+                <w:color w:val="1A3A6A"/>
+                <w:sz w:val="21"/>
+              </w:rPr>
+              <w:t>Star</w:t>
+            </w:r>
+          </w:p>
+        </w:tc>
+        <w:tc>
+          <w:tcPr>
+            <w:tcW w:type="dxa" w:w="2268"/>
+            <w:shd w:val="clear" w:color="auto" w:fill="EEF4FB"/>
+          </w:tcPr>
+          <w:p>
+            <w:r/>
+            <w:r>
+              <w:rPr>
+                <w:b/>
+                <w:color w:val="1A3A6A"/>
+                <w:sz w:val="21"/>
+              </w:rPr>
+              <w:t>Magnitude</w:t>
+            </w:r>
+          </w:p>
+        </w:tc>
+        <w:tc>
+          <w:tcPr>
+            <w:tcW w:type="dxa" w:w="2268"/>
+            <w:shd w:val="clear" w:color="auto" w:fill="EEF4FB"/>
+          </w:tcPr>
+          <w:p>
+            <w:r/>
+            <w:r>
+              <w:rPr>
+                <w:b/>
+                <w:color w:val="1A3A6A"/>
+                <w:sz w:val="21"/>
+              </w:rPr>
+              <w:t>Distance</w:t>
+            </w:r>
+          </w:p>
+        </w:tc>
+        <w:tc>
+          <w:tcPr>
+            <w:tcW w:type="dxa" w:w="2268"/>
+            <w:shd w:val="clear" w:color="auto" w:fill="EEF4FB"/>
+          </w:tcPr>
+          <w:p>
+            <w:r/>
+            <w:r>
+              <w:rPr>
+                <w:b/>
+                <w:color w:val="1A3A6A"/>
+                <w:sz w:val="21"/>
+              </w:rPr>
+              <w:t>Ra / Dec</w:t>
+            </w:r>
+          </w:p>
+        </w:tc>
+      </w:tr>
+      <w:tr>
+        <w:tc>
+          <w:tcPr>
+            <w:tcW w:type="dxa" w:w="2268"/>
+          </w:tcPr>
+          <w:p>
+            <w:r/>
+            <w:r>
+              <w:t xml:space="preserve"> </w:t>
+            </w:r>
+          </w:p>
+        </w:tc>
+        <w:tc>
+          <w:tcPr>
+            <w:tcW w:type="dxa" w:w="2268"/>
+          </w:tcPr>
+          <w:p>
+            <w:r/>
+            <w:r>
+              <w:t xml:space="preserve"> </w:t>
+            </w:r>
+          </w:p>
+        </w:tc>
+        <w:tc>
+          <w:tcPr>
+            <w:tcW w:type="dxa" w:w="2268"/>
+          </w:tcPr>
+          <w:p>
+            <w:r/>
+            <w:r>
+              <w:t xml:space="preserve"> </w:t>
+            </w:r>
+          </w:p>
+        </w:tc>
+        <w:tc>
+          <w:tcPr>
+            <w:tcW w:type="dxa" w:w="2268"/>
+          </w:tcPr>
+          <w:p>
+            <w:r/>
+            <w:r>
+              <w:t xml:space="preserve"> </w:t>
+            </w:r>
+          </w:p>
+        </w:tc>
+      </w:tr>
+      <w:tr>
+        <w:tc>
+          <w:tcPr>
+            <w:tcW w:type="dxa" w:w="2268"/>
+          </w:tcPr>
+          <w:p>
+            <w:r/>
+            <w:r>
+              <w:t xml:space="preserve"> </w:t>
+            </w:r>
+          </w:p>
+        </w:tc>
+        <w:tc>
+          <w:tcPr>
+            <w:tcW w:type="dxa" w:w="2268"/>
+          </w:tcPr>
+          <w:p>
+            <w:r/>
+            <w:r>
+              <w:t xml:space="preserve"> </w:t>
+            </w:r>
+          </w:p>
+        </w:tc>
+        <w:tc>
+          <w:tcPr>
+            <w:tcW w:type="dxa" w:w="2268"/>
+          </w:tcPr>
+          <w:p>
+            <w:r/>
+            <w:r>
+              <w:t xml:space="preserve"> </w:t>
+            </w:r>
+          </w:p>
+        </w:tc>
+        <w:tc>
+          <w:tcPr>
+            <w:tcW w:type="dxa" w:w="2268"/>
+          </w:tcPr>
+          <w:p>
+            <w:r/>
+            <w:r>
+              <w:t xml:space="preserve"> </w:t>
+            </w:r>
+          </w:p>
+        </w:tc>
+      </w:tr>
+    </w:tbl>
+    <w:p>
+      <w:pPr>
+        <w:spacing w:before="200" w:after="40"/>
+      </w:pPr>
+      <w:r>
+        <w:rPr>
+          <w:b/>
+          <w:color w:val="1A3A6A"/>
+          <w:sz w:val="26"/>
+        </w:rPr>
+        <w:t>4. One galaxy</w:t>
+      </w:r>
+    </w:p>
+    <w:p>
+      <w:pPr>
+        <w:spacing w:after="120"/>
+      </w:pPr>
+      <w:r>
+        <w:rPr>
+          <w:color w:val="555555"/>
+          <w:sz w:val="21"/>
+        </w:rPr>
+        <w:t>Search for a galaxy (try 'Andromeda' or 'M31'). Record what Stellarium shows.</w:t>
+      </w:r>
+    </w:p>
+    <w:tbl>
+      <w:tblPr>
+        <w:tblStyle w:val="TableGrid"/>
+        <w:tblW w:type="auto" w:w="0"/>
+        <w:jc w:val="left"/>
+        <w:tblLook w:firstColumn="1" w:firstRow="1" w:lastColumn="0" w:lastRow="0" w:noHBand="0" w:noVBand="1" w:val="04A0"/>
+      </w:tblPr>
+      <w:tblGrid>
+        <w:gridCol w:w="3400"/>
+        <w:gridCol w:w="3400"/>
+        <w:gridCol w:w="3400"/>
+      </w:tblGrid>
+      <w:tr>
+        <w:tc>
+          <w:tcPr>
+            <w:tcW w:type="dxa" w:w="3024"/>
+            <w:shd w:val="clear" w:color="auto" w:fill="EEF4FB"/>
+          </w:tcPr>
+          <w:p>
+            <w:r/>
+            <w:r>
+              <w:rPr>
+                <w:b/>
+                <w:color w:val="1A3A6A"/>
+                <w:sz w:val="21"/>
+              </w:rPr>
+              <w:t>Galaxy</w:t>
+            </w:r>
+          </w:p>
+        </w:tc>
+        <w:tc>
+          <w:tcPr>
+            <w:tcW w:type="dxa" w:w="3024"/>
+            <w:shd w:val="clear" w:color="auto" w:fill="EEF4FB"/>
+          </w:tcPr>
+          <w:p>
+            <w:r/>
+            <w:r>
+              <w:rPr>
+                <w:b/>
+                <w:color w:val="1A3A6A"/>
+                <w:sz w:val="21"/>
+              </w:rPr>
+              <w:t>Magnitude</w:t>
+            </w:r>
+          </w:p>
+        </w:tc>
+        <w:tc>
+          <w:tcPr>
+            <w:tcW w:type="dxa" w:w="3024"/>
+            <w:shd w:val="clear" w:color="auto" w:fill="EEF4FB"/>
+          </w:tcPr>
+          <w:p>
+            <w:r/>
+            <w:r>
+              <w:rPr>
+                <w:b/>
+                <w:color w:val="1A3A6A"/>
+                <w:sz w:val="21"/>
+              </w:rPr>
+              <w:t>Ra / Dec</w:t>
+            </w:r>
+          </w:p>
+        </w:tc>
+      </w:tr>
+      <w:tr>
+        <w:tc>
+          <w:tcPr>
+            <w:tcW w:type="dxa" w:w="3024"/>
+          </w:tcPr>
+          <w:p>
+            <w:r/>
+            <w:r>
+              <w:t xml:space="preserve"> </w:t>
+            </w:r>
+          </w:p>
+        </w:tc>
+        <w:tc>
+          <w:tcPr>
+            <w:tcW w:type="dxa" w:w="3024"/>
+          </w:tcPr>
+          <w:p>
+            <w:r/>
+            <w:r>
+              <w:t xml:space="preserve"> </w:t>
+            </w:r>
+          </w:p>
+        </w:tc>
+        <w:tc>
+          <w:tcPr>
+            <w:tcW w:type="dxa" w:w="3024"/>
+          </w:tcPr>
+          <w:p>
+            <w:r/>
+            <w:r>
+              <w:t xml:space="preserve"> </w:t>
+            </w:r>
+          </w:p>
+        </w:tc>
+      </w:tr>
+    </w:tbl>
+    <w:p>
+      <w:pPr>
+        <w:spacing w:before="200" w:after="40"/>
+      </w:pPr>
+      <w:r>
+        <w:rPr>
+          <w:b/>
+          <w:color w:val="1A3A6A"/>
+          <w:sz w:val="26"/>
+        </w:rPr>
+        <w:t>5. One artificial satellite</w:t>
+      </w:r>
+    </w:p>
+    <w:p>
+      <w:pPr>
+        <w:spacing w:after="120"/>
+      </w:pPr>
+      <w:r>
+        <w:rPr>
+          <w:color w:val="555555"/>
+          <w:sz w:val="21"/>
+        </w:rPr>
+        <w:t>Find any artificial satellite — the International Space Station (ISS) is the easiest. Make sure satellites are turned on in the Stellarium settings.</w:t>
+      </w:r>
+    </w:p>
+    <w:tbl>
+      <w:tblPr>
+        <w:tblStyle w:val="TableGrid"/>
+        <w:tblW w:type="auto" w:w="0"/>
+        <w:jc w:val="left"/>
+        <w:tblLook w:firstColumn="1" w:firstRow="1" w:lastColumn="0" w:lastRow="0" w:noHBand="0" w:noVBand="1" w:val="04A0"/>
+      </w:tblPr>
+      <w:tblGrid>
+        <w:gridCol w:w="3400"/>
+        <w:gridCol w:w="3400"/>
+        <w:gridCol w:w="3400"/>
+      </w:tblGrid>
+      <w:tr>
+        <w:tc>
+          <w:tcPr>
+            <w:tcW w:type="dxa" w:w="3024"/>
+            <w:shd w:val="clear" w:color="auto" w:fill="EEF4FB"/>
+          </w:tcPr>
+          <w:p>
+            <w:r/>
+            <w:r>
+              <w:rPr>
+                <w:b/>
+                <w:color w:val="1A3A6A"/>
+                <w:sz w:val="21"/>
+              </w:rPr>
+              <w:t>Satellite</w:t>
+            </w:r>
+          </w:p>
+        </w:tc>
+        <w:tc>
+          <w:tcPr>
+            <w:tcW w:type="dxa" w:w="3024"/>
+            <w:shd w:val="clear" w:color="auto" w:fill="EEF4FB"/>
+          </w:tcPr>
+          <w:p>
+            <w:r/>
+            <w:r>
+              <w:rPr>
+                <w:b/>
+                <w:color w:val="1A3A6A"/>
+                <w:sz w:val="21"/>
+              </w:rPr>
+              <w:t>Magnitude</w:t>
+            </w:r>
+          </w:p>
+        </w:tc>
+        <w:tc>
+          <w:tcPr>
+            <w:tcW w:type="dxa" w:w="3024"/>
+            <w:shd w:val="clear" w:color="auto" w:fill="EEF4FB"/>
+          </w:tcPr>
+          <w:p>
+            <w:r/>
+            <w:r>
+              <w:rPr>
+                <w:b/>
+                <w:color w:val="1A3A6A"/>
+                <w:sz w:val="21"/>
+              </w:rPr>
+              <w:t>Distance</w:t>
+            </w:r>
+          </w:p>
+        </w:tc>
+      </w:tr>
+      <w:tr>
+        <w:tc>
+          <w:tcPr>
+            <w:tcW w:type="dxa" w:w="3024"/>
+          </w:tcPr>
+          <w:p>
+            <w:r/>
+            <w:r>
+              <w:t xml:space="preserve"> </w:t>
+            </w:r>
+          </w:p>
+        </w:tc>
+        <w:tc>
+          <w:tcPr>
+            <w:tcW w:type="dxa" w:w="3024"/>
+          </w:tcPr>
+          <w:p>
+            <w:r/>
+            <w:r>
+              <w:t xml:space="preserve"> </w:t>
+            </w:r>
+          </w:p>
+        </w:tc>
+        <w:tc>
+          <w:tcPr>
+            <w:tcW w:type="dxa" w:w="3024"/>
+          </w:tcPr>
+          <w:p>
+            <w:r/>
+            <w:r>
+              <w:t xml:space="preserve"> </w:t>
+            </w:r>
+          </w:p>
+        </w:tc>
+      </w:tr>
+    </w:tbl>
+    <w:p>
+      <w:pPr>
+        <w:spacing w:before="280" w:after="0"/>
+      </w:pPr>
+      <w:r>
+        <w:rPr>
+          <w:b/>
+          <w:color w:val="1A3A6A"/>
+        </w:rPr>
+        <w:t xml:space="preserve">Tip:  </w:t>
+      </w:r>
+      <w:r>
+        <w:t>Click the search icon (🔍) at the bottom-left of Stellarium Web to look up an object by name. The object's details appear in the side panel after you click it.</w:t>
       </w:r>
     </w:p>
     <w:p>
